--- a/задание, отчет, характеристика/задание на практику 4 семестр.docx
+++ b/задание, отчет, характеристика/задание на практику 4 семестр.docx
@@ -984,8 +984,6 @@
         </w:rPr>
         <w:t>____</w:t>
       </w:r>
-      <w:bookmarkStart w:id="0" w:name="_GoBack"/>
-      <w:bookmarkEnd w:id="0"/>
       <w:r>
         <w:rPr>
           <w:sz w:val="22"/>
@@ -1756,31 +1754,11 @@
             </w:tcBorders>
           </w:tcPr>
           <w:p>
-            <w:pPr>
-              <w:rPr>
-                <w:color w:val="000000"/>
-              </w:rPr>
-            </w:pPr>
             <w:r>
-              <w:t>1</w:t>
-            </w:r>
-            <w:r>
-              <w:t>.</w:t>
-            </w:r>
-            <w:r>
-              <w:t xml:space="preserve"> </w:t>
-            </w:r>
-            <w:r>
-              <w:rPr>
-                <w:color w:val="000000"/>
-              </w:rPr>
-              <w:t>П</w:t>
-            </w:r>
-            <w:r>
-              <w:rPr>
-                <w:color w:val="000000"/>
-              </w:rPr>
-              <w:t xml:space="preserve">рименить схему и инструменты развертывания программного продукта </w:t>
+              <w:rPr>
+                <w:color w:val="000000"/>
+              </w:rPr>
+              <w:t xml:space="preserve">Применить схему и инструменты развертывания программного продукта </w:t>
             </w:r>
             <w:hyperlink r:id="rId7" w:history="1">
               <w:r>
@@ -1794,20 +1772,21 @@
               <w:rPr>
                 <w:color w:val="000000"/>
               </w:rPr>
-              <w:t xml:space="preserve"> для </w:t>
+              <w:t xml:space="preserve"> для одного из разрабатываемых ранее программных продуктов для ЦБС Петроградского </w:t>
             </w:r>
             <w:r>
               <w:rPr>
                 <w:color w:val="000000"/>
               </w:rPr>
-              <w:t xml:space="preserve">одного из разрабатываемых ранее программных продуктов для ЦБС Петроградского района: </w:t>
+              <w:lastRenderedPageBreak/>
+              <w:t xml:space="preserve">района: </w:t>
             </w:r>
             <w:hyperlink r:id="rId8" w:history="1">
               <w:r>
                 <w:rPr>
                   <w:rStyle w:val="ab"/>
                 </w:rPr>
-                <w:t>https://github.com/pr-cbs/libbot</w:t>
+                <w:t>https://github.com/schudnaya/mock-django</w:t>
               </w:r>
             </w:hyperlink>
           </w:p>
@@ -1817,13 +1796,15 @@
                 <w:color w:val="000000"/>
               </w:rPr>
             </w:pPr>
-            <w:r>
-              <w:rPr>
-                <w:color w:val="000000"/>
-              </w:rPr>
-              <w:lastRenderedPageBreak/>
-              <w:br/>
-            </w:r>
+          </w:p>
+          <w:p>
+            <w:pPr>
+              <w:rPr>
+                <w:color w:val="000000"/>
+              </w:rPr>
+            </w:pPr>
+            <w:bookmarkStart w:id="0" w:name="_GoBack"/>
+            <w:bookmarkEnd w:id="0"/>
             <w:r>
               <w:rPr>
                 <w:color w:val="000000"/>
@@ -4136,6 +4117,7 @@
   <w:style w:type="character" w:default="1" w:styleId="a0">
     <w:name w:val="Default Paragraph Font"/>
     <w:uiPriority w:val="1"/>
+    <w:semiHidden/>
     <w:unhideWhenUsed/>
   </w:style>
   <w:style w:type="table" w:default="1" w:styleId="a1">
@@ -4664,7 +4646,7 @@
 </file>
 
 <file path=customXml/itemProps1.xml><?xml version="1.0" encoding="utf-8"?>
-<ds:datastoreItem xmlns:ds="http://schemas.openxmlformats.org/officeDocument/2006/customXml" ds:itemID="{250D3540-51BC-4E48-85BC-78151FC0179C}">
+<ds:datastoreItem xmlns:ds="http://schemas.openxmlformats.org/officeDocument/2006/customXml" ds:itemID="{B5A61E6D-BD85-4902-AEF9-6B8A6FEC3FA1}">
   <ds:schemaRefs>
     <ds:schemaRef ds:uri="http://schemas.openxmlformats.org/officeDocument/2006/bibliography"/>
   </ds:schemaRefs>
